--- a/data/employees/EMP099/AST-EMP099-03.docx
+++ b/data/employees/EMP099/AST-EMP099-03.docx
@@ -7,10 +7,7 @@
         <w:pStyle w:val="Heading1"/>
       </w:pPr>
       <w:r>
-        <w:rPr>
-          <w:sz w:val="36"/>
-        </w:rPr>
-        <w:t>Design specification - EMP099</w:t>
+        <w:t>Ast Emp099 03 - EMP099</w:t>
       </w:r>
     </w:p>
     <w:p>
@@ -18,130 +15,32 @@
         <w:pStyle w:val="Heading2"/>
       </w:pPr>
       <w:r>
-        <w:t>Document Metadata</w:t>
-      </w:r>
-    </w:p>
-    <w:tbl>
-      <w:tblPr>
-        <w:tblStyle w:val="TableGrid"/>
-        <w:tblW w:type="auto" w:w="0"/>
-        <w:tblLook w:firstColumn="1" w:firstRow="1" w:lastColumn="0" w:lastRow="0" w:noHBand="0" w:noVBand="1" w:val="04A0"/>
-      </w:tblPr>
-      <w:tblGrid>
-        <w:gridCol w:w="4320"/>
-        <w:gridCol w:w="4320"/>
-      </w:tblGrid>
-      <w:tr>
-        <w:tc>
-          <w:tcPr>
-            <w:tcW w:type="dxa" w:w="4320"/>
-          </w:tcPr>
-          <w:p>
-            <w:r>
-              <w:t>Author</w:t>
-            </w:r>
-          </w:p>
-        </w:tc>
-        <w:tc>
-          <w:tcPr>
-            <w:tcW w:type="dxa" w:w="4320"/>
-          </w:tcPr>
-          <w:p>
-            <w:r>
-              <w:t>Drew Kim</w:t>
-            </w:r>
-          </w:p>
-        </w:tc>
-      </w:tr>
-      <w:tr>
-        <w:tc>
-          <w:tcPr>
-            <w:tcW w:type="dxa" w:w="4320"/>
-          </w:tcPr>
-          <w:p>
-            <w:r>
-              <w:t>Role / Department</w:t>
-            </w:r>
-          </w:p>
-        </w:tc>
-        <w:tc>
-          <w:tcPr>
-            <w:tcW w:type="dxa" w:w="4320"/>
-          </w:tcPr>
-          <w:p>
-            <w:r>
-              <w:t>Lead | IT</w:t>
-            </w:r>
-          </w:p>
-        </w:tc>
-      </w:tr>
-      <w:tr>
-        <w:tc>
-          <w:tcPr>
-            <w:tcW w:type="dxa" w:w="4320"/>
-          </w:tcPr>
-          <w:p>
-            <w:r>
-              <w:t>Location</w:t>
-            </w:r>
-          </w:p>
-        </w:tc>
-        <w:tc>
-          <w:tcPr>
-            <w:tcW w:type="dxa" w:w="4320"/>
-          </w:tcPr>
-          <w:p>
-            <w:r>
-              <w:t>Portland</w:t>
-            </w:r>
-          </w:p>
-        </w:tc>
-      </w:tr>
-      <w:tr>
-        <w:tc>
-          <w:tcPr>
-            <w:tcW w:type="dxa" w:w="4320"/>
-          </w:tcPr>
-          <w:p>
-            <w:r>
-              <w:t>Last Modified</w:t>
-            </w:r>
-          </w:p>
-        </w:tc>
-        <w:tc>
-          <w:tcPr>
-            <w:tcW w:type="dxa" w:w="4320"/>
-          </w:tcPr>
-          <w:p>
-            <w:r>
-              <w:t>2025-04-13</w:t>
-            </w:r>
-          </w:p>
-        </w:tc>
-      </w:tr>
-    </w:tbl>
-    <w:p/>
-    <w:p>
-      <w:pPr>
-        <w:pStyle w:val="Heading2"/>
-      </w:pPr>
-      <w:r>
-        <w:t>Specification</w:t>
+        <w:t>Page 1</w:t>
       </w:r>
     </w:p>
     <w:p>
       <w:r>
-        <w:t>Design Specification: Zero-Trust Network Segmentation</w:t>
+        <w:t>Section 1: Knowledge transfer and onboarding. EMP099 contributes to ast emp099 03 through recurring collaboration, clear ownership boundaries, and measurable outcomes. The team captures decisions, open issues, and handoffs so that knowledge remains discoverable for future programs.</w:t>
       </w:r>
     </w:p>
     <w:p>
       <w:r>
-        <w:t>Version: 1.0</w:t>
+        <w:t>Section 2: Quarterly delivery milestones. EMP099 contributes to ast emp099 03 through recurring collaboration, clear ownership boundaries, and measurable outcomes. The team captures decisions, open issues, and handoffs so that knowledge remains discoverable for future programs.</w:t>
       </w:r>
     </w:p>
     <w:p>
       <w:r>
-        <w:t>This specification describes the implementation of micro-segmentation across the corporate network. Identity verification enforces MFA for all admin access. East-west traffic inspection is handled by the Azure Firewall Premium tier with IDPS signatures enabled.</w:t>
+        <w:t>Section 3: Fabric semantic model planning. EMP099 contributes to ast emp099 03 through recurring collaboration, clear ownership boundaries, and measurable outcomes. The team captures decisions, open issues, and handoffs so that knowledge remains discoverable for future programs.</w:t>
+      </w:r>
+    </w:p>
+    <w:p>
+      <w:r>
+        <w:t>Section 4: Knowledge transfer and onboarding. EMP099 contributes to ast emp099 03 through recurring collaboration, clear ownership boundaries, and measurable outcomes. The team captures decisions, open issues, and handoffs so that knowledge remains discoverable for future programs.</w:t>
+      </w:r>
+    </w:p>
+    <w:p>
+      <w:r>
+        <w:br w:type="page"/>
       </w:r>
     </w:p>
     <w:p>
@@ -149,12 +48,60 @@
         <w:pStyle w:val="Heading2"/>
       </w:pPr>
       <w:r>
-        <w:t>Author Competencies</w:t>
+        <w:t>Page 2</w:t>
       </w:r>
     </w:p>
     <w:p>
       <w:r>
-        <w:t>Fabric, Power BI, Ontology, Kusto</w:t>
+        <w:t>Section 1: Automation backlog refinement. EMP099 contributes to ast emp099 03 through recurring collaboration, clear ownership boundaries, and measurable outcomes. The team captures decisions, open issues, and handoffs so that knowledge remains discoverable for future programs.</w:t>
+      </w:r>
+    </w:p>
+    <w:p>
+      <w:r>
+        <w:t>Section 2: Data quality remediation. EMP099 contributes to ast emp099 03 through recurring collaboration, clear ownership boundaries, and measurable outcomes. The team captures decisions, open issues, and handoffs so that knowledge remains discoverable for future programs.</w:t>
+      </w:r>
+    </w:p>
+    <w:p>
+      <w:r>
+        <w:t>Section 3: Customer escalation analysis. EMP099 contributes to ast emp099 03 through recurring collaboration, clear ownership boundaries, and measurable outcomes. The team captures decisions, open issues, and handoffs so that knowledge remains discoverable for future programs.</w:t>
+      </w:r>
+    </w:p>
+    <w:p>
+      <w:r>
+        <w:t>Section 4: Automation backlog refinement. EMP099 contributes to ast emp099 03 through recurring collaboration, clear ownership boundaries, and measurable outcomes. The team captures decisions, open issues, and handoffs so that knowledge remains discoverable for future programs.</w:t>
+      </w:r>
+    </w:p>
+    <w:p>
+      <w:r>
+        <w:br w:type="page"/>
+      </w:r>
+    </w:p>
+    <w:p>
+      <w:pPr>
+        <w:pStyle w:val="Heading2"/>
+      </w:pPr>
+      <w:r>
+        <w:t>Page 3</w:t>
+      </w:r>
+    </w:p>
+    <w:p>
+      <w:r>
+        <w:t>Section 1: Operational risk review. EMP099 contributes to ast emp099 03 through recurring collaboration, clear ownership boundaries, and measurable outcomes. The team captures decisions, open issues, and handoffs so that knowledge remains discoverable for future programs.</w:t>
+      </w:r>
+    </w:p>
+    <w:p>
+      <w:r>
+        <w:t>Section 2: Automation backlog refinement. EMP099 contributes to ast emp099 03 through recurring collaboration, clear ownership boundaries, and measurable outcomes. The team captures decisions, open issues, and handoffs so that knowledge remains discoverable for future programs.</w:t>
+      </w:r>
+    </w:p>
+    <w:p>
+      <w:r>
+        <w:t>Section 3: Automation backlog refinement. EMP099 contributes to ast emp099 03 through recurring collaboration, clear ownership boundaries, and measurable outcomes. The team captures decisions, open issues, and handoffs so that knowledge remains discoverable for future programs.</w:t>
+      </w:r>
+    </w:p>
+    <w:p>
+      <w:r>
+        <w:t>Section 4: Customer escalation analysis. EMP099 contributes to ast emp099 03 through recurring collaboration, clear ownership boundaries, and measurable outcomes. The team captures decisions, open issues, and handoffs so that knowledge remains discoverable for future programs.</w:t>
       </w:r>
     </w:p>
     <w:sectPr>
